--- a/Manual Operativo.docx
+++ b/Manual Operativo.docx
@@ -18,7 +18,7 @@
           <w:noProof/>
         </w:rPr>
         <w:drawing>
-          <wp:anchor distT="0" distB="0" distL="114300" distR="114300" simplePos="0" relativeHeight="251658240" behindDoc="0" locked="0" layoutInCell="1" allowOverlap="1" wp14:anchorId="3D21E3E8" wp14:editId="3979C960">
+          <wp:anchor distT="0" distB="0" distL="114300" distR="114300" simplePos="0" relativeHeight="251658240" behindDoc="0" locked="0" layoutInCell="1" allowOverlap="1" wp14:anchorId="3D21E3E8" wp14:editId="73AC66DD">
             <wp:simplePos x="0" y="0"/>
             <wp:positionH relativeFrom="margin">
               <wp:align>center</wp:align>
@@ -243,6 +243,33 @@
           <w:szCs w:val="20"/>
         </w:rPr>
       </w:pPr>
+    </w:p>
+    <w:p>
+      <w:pPr>
+        <w:rPr>
+          <w:rFonts w:ascii="Arial" w:hAnsi="Arial" w:cs="Arial"/>
+          <w:sz w:val="20"/>
+          <w:szCs w:val="20"/>
+        </w:rPr>
+      </w:pPr>
+    </w:p>
+    <w:p>
+      <w:pPr>
+        <w:jc w:val="right"/>
+        <w:rPr>
+          <w:rFonts w:ascii="Arial" w:hAnsi="Arial" w:cs="Arial"/>
+          <w:sz w:val="20"/>
+          <w:szCs w:val="20"/>
+        </w:rPr>
+      </w:pPr>
+      <w:r>
+        <w:rPr>
+          <w:rFonts w:ascii="Arial" w:hAnsi="Arial" w:cs="Arial"/>
+          <w:sz w:val="20"/>
+          <w:szCs w:val="20"/>
+        </w:rPr>
+        <w:t>pruebita</w:t>
+      </w:r>
     </w:p>
     <w:sectPr>
       <w:pgSz w:w="12240" w:h="15840"/>
